--- a/projects/18_while_my_wifes_away/Vigloo AI Drama Proposal_WHILE MY WIFE'S AWAY.docx
+++ b/projects/18_while_my_wifes_away/Vigloo AI Drama Proposal_WHILE MY WIFE'S AWAY.docx
@@ -2524,16 +2524,16 @@
                 <w:rFonts w:ascii="Malgun Gothic" w:hAnsi="Malgun Gothic" w:eastAsia="Malgun Gothic"/>
                 <w:sz w:val="20"/>
               </w:rPr>
-              <w:t>이 작품의 승부처는 속도를 늦추는 데 있다. 옷을 벗기는 데까지 몇 화를 쓰고, 그 몇 화가 제일 뜨겁다. 냉장고 불빛 앞에서 물방울 하나가 목선을 타고 내려가는 데 한 회를 쓰고, 손끝이 실크 위 허리에 닿고서 두 사람이 실제로 움직이기까지 또 한 회를 쓴다. 첫 밤 하나가 여덟 화에 걸쳐 끊기지 않고 이어진다. 유료 42화도 날짜가 42번 바뀌는 이야기가 아니라 네 덩어리다 — 아내 귀국 사흘 전 카운트다운(9~20), 아내가 돌아온 첫 주말 넷이 집에 있는 이틀(21~31), 폭우로 도로가 끊겨 이틀을 고립되는 구간(32~42), 그리고 아내의 발령과 출국(43~50). 특히 세 번째 덩어리는 정전된 집에 아무도 못 나가는 이틀이고, 이 작품의 수위가 거기서 제일 높다.</w:t>
-            </w:r>
-          </w:p>
-          <w:p>
-            <w:r>
-              <w:rPr>
-                <w:rFonts w:ascii="Malgun Gothic" w:hAnsi="Malgun Gothic" w:eastAsia="Malgun Gothic"/>
-                <w:sz w:val="20"/>
-              </w:rPr>
-              <w:t>이 작품은 처음부터 끝까지 콜의 목소리로 낭독된다. 손이 어디에 닿았는지, 몸이 어떻게 굳었는지, 무엇을 참고 있었는지 전부 그가 말하고 화면이 그 목소리를 받는다 — '두 달을 참았다. 여기서 물러나면 오늘 밤 잠은 다 잔 거였다.' '착각이라고 생각하려고 했다. 착각이었으면 내가 이 꼴이었겠나.' 인물 간 대사는 회차당 몇 줄뿐이고, 그 몇 줄이 사건이다. 야설을 귀로 듣는 감각이 이 작품의 형식이다.</w:t>
+              <w:t>이 작품의 승부처는 속도를 늦추는 데 있다. 옷을 벗기는 데까지 몇 화를 쓰고, 그 몇 화가 제일 뜨겁다. 냉장고 불빛 앞에서 물방울 하나가 목선을 타고 내려가는 데 한 회를 쓰고, 손끝이 실크 위 허리에 닿고서 두 사람이 실제로 움직이기까지 또 한 회를 쓴다. 첫 밤 하나가 여덟 화에 걸쳐 끊기지 않고 이어진다. 유료 42화도 날짜가 42번 바뀌는 이야기가 아니다. 한 공간에서 한 시간대가 통째로 이어지는 덩어리 네 개와, 그 사이를 한 회로 넘기는 다리 세 개로 되어 있다 — 아내가 없는 하루의 주방(9~16), 아내가 돌아오는 날 새벽의 딸 부부 침실(18~24), 폭우로 정전된 밤의 이 층 복도(26~38), 아내가 떠나기 전날 밤의 주방(40~47). 덩어리 길이는 그 자리가 버텨 주는 만큼이다 — 도로가 잠기고 전기까지 나가 아무도 못 나가는 복도가 제일 길다. 주방은 1화와 마지막에 두 번 쓴다. 덩어리 하나 안에서는 카메라가 그 자리를 안 떠난다. 방해는 장소를 옮겨서 오는 게 아니라 밖에서 들어온다 — 유리문 너머로 장인의 밀짚모자가 지나가고, 가사도우미의 청소기 소리가 가까워졌다 멀어지고, 손전등 불빛이 계단을 훑고, 아내에게서 전화가 온다. 세 번째 덩어리는 정전된 집 복도에서 밤 하나가 열세 화 동안 이어지고, 이 작품의 수위가 거기서 제일 높다.</w:t>
+            </w:r>
+          </w:p>
+          <w:p>
+            <w:r>
+              <w:rPr>
+                <w:rFonts w:ascii="Malgun Gothic" w:hAnsi="Malgun Gothic" w:eastAsia="Malgun Gothic"/>
+                <w:sz w:val="20"/>
+              </w:rPr>
+              <w:t>이 작품은 처음부터 끝까지 콜의 목소리로 낭독된다. 다만 그는 말이 많지 않다. 설명하지 않고 반응만 한다. 한 줄, 길어야 두 줄이고 문장을 끝까지 맺지도 않는다 — '벽 하나 뒤에 마누라가 잔다.' '무서운데 더 된다.' '하, 이년 봐라.' '여미라고. 안 여민다.' '장인 앞에서 발을.' 나머지는 전부 화면이 한다. 인물 간 대사도 회차당 몇 줄뿐이고, 그 몇 줄이 사건이다.</w:t>
             </w:r>
           </w:p>
           <w:p>
@@ -2691,16 +2691,16 @@
                 <w:rFonts w:ascii="Malgun Gothic" w:hAnsi="Malgun Gothic" w:eastAsia="Malgun Gothic"/>
                 <w:sz w:val="20"/>
               </w:rPr>
-              <w:t>4. 아내의 귀국. 셋이 한 지붕 아래 사는 구간이 본편이다. 아내가 잠든 옆방에서, 셋이 앉은 식탁 밑에서, 아내가 집에 있는 낮에도 계속되고, 낮에 사모님 소리를 듣고 온 날일수록 그날 밤이 제일 심하다. 수위는 무료 8화가 천장이 아니다 — 서재·드레스룸·세탁실·수영장·차 안으로 장소가 넓어지고 플레이도 넓어진다.</w:t>
-            </w:r>
-          </w:p>
-          <w:p>
-            <w:r>
-              <w:rPr>
-                <w:rFonts w:ascii="Malgun Gothic" w:hAnsi="Malgun Gothic" w:eastAsia="Malgun Gothic"/>
-                <w:sz w:val="20"/>
-              </w:rPr>
-              <w:t>5. 에이바는 끝내 알아내지 못한 채 떠난다. 떠나는 날 남기는 말은 1화와 똑같은 "엄마 잘 부탁해." 그리고 빈 저택에서 첫 밤이 되풀이된다.</w:t>
+              <w:t>4. 아내의 귀국. 넷이 한 지붕 아래 사는 구간이 본편이다. 아내가 잠든 옆방에서, 네 사람이 앉은 식탁 밑에서, 아내가 집에 있는 낮에도 계속되고, 낮에 사모님 소리를 듣고 온 날일수록 그날 밤이 제일 심하다. 수위는 무료 8화가 천장이 아니다 — 다만 장소를 늘려서 올리지 않는다. 같은 주방, 같은 복도에서 옆방에 자는 사람이 아내에서 남편으로 바뀌고, 문 하나 거리가 반 뼘으로 줄고, 소리를 참던 데서 안 참게 되는 식으로 올린다.</w:t>
+            </w:r>
+          </w:p>
+          <w:p>
+            <w:r>
+              <w:rPr>
+                <w:rFonts w:ascii="Malgun Gothic" w:hAnsi="Malgun Gothic" w:eastAsia="Malgun Gothic"/>
+                <w:sz w:val="20"/>
+              </w:rPr>
+              <w:t>5. 에이바는 끝내 알아내지 못한 채 떠난다. 떠나는 날 남기는 말은 1화와 똑같은 "엄마 아빠 잘 부탁해." 그리고 빈 저택에서 첫 밤이 되풀이된다.</w:t>
             </w:r>
           </w:p>
         </w:tc>
@@ -2993,16 +2993,340 @@
                 <w:rFonts w:ascii="Malgun Gothic" w:hAnsi="Malgun Gothic" w:eastAsia="Malgun Gothic"/>
                 <w:sz w:val="20"/>
               </w:rPr>
-              <w:t>아침, 저택 현관. 아내 에이바가 캐리어를 세워 둔 채 통화를 하며 콜의 뺨에 형식적인 키스를 남긴다. "3주야. 엄마 잘 부탁해." 문이 닫히고 차가 자갈길을 빠져나간다. 계단 난간 위, 실크 가운 차림의 다이앤이 그 모습을 내려다보고 있다. 콜과 눈이 마주치자 가운 자락을 여미는데, 여며지기 전에 한 박자가 있다. VO — '삼 주. 두 달 동안 이 집엔 셋이 있었고, 오늘부터 둘이다.' [플래시 3컷] 드레스 지퍼를 올려 달라며 돌아서던 등 / 반쯤 열린 채로 옷을 갈아입던 방문 / 젖은 머리로 아침마다 그의 앞을 지나가던 것. 하나같이 따질 수 없는 것들이다. VO — '착각이라고 생각하려고 했다. 착각이었으면 내가 이 꼴이었겠나.' 저녁, 로사가 퇴근 인사를 하고 나가면 그 큰 집에 두 사람만 남는다. 촛불을 켠 식탁에서 다이앤이 와인을 따르며 천천히 그를 건너다보고 묻는다. "에이바 카드는 두고 갔니?" 밤, 잠이 오지 않아 내려온 주방. 냉장고 문이 열려 있고, 그 불빛 앞에 얇은 슬립 차림의 다이앤이 서 있다 — 실크 아래 몸의 선이 그대로 드러난다. 물 한 방울이 그녀의 턱을 타고 목선을 지나 쇄골 아래로 흘러내리고, 콜의 눈이 그 끝까지 따라 내려간다. 그녀는 옷을 여미지 않는다. 좁은 아일랜드에서 스치며 "Excuse me." 실크가 맨팔을 문지르는데 아무도 물러서지 않는다. 그녀가 콜의 물잔을 집어, 그의 입술이 닿았던 자리에 입술을 대고 천천히 마신다. 잔을 내려놓고, 입술까지 한 뼘 거리에서 속삭인다. "...son-in-law."</w:t>
-            </w:r>
-          </w:p>
-          <w:p>
-            <w:r>
-              <w:rPr>
-                <w:rFonts w:ascii="Malgun Gothic" w:hAnsi="Malgun Gothic" w:eastAsia="Malgun Gothic"/>
-                <w:sz w:val="20"/>
-              </w:rPr>
-              <w:t>클리프행어: 한 뼘 거리에서 사위의 입술을 보며 속삭이는 다이앤. "...son-in-law."</w:t>
+              <w:t>(새벽 세 시. 어두운 이 층 복도. 문이 셋. 두 개는 닫혀 있고 하나가 반쯤 열려 있다.)</w:t>
+            </w:r>
+          </w:p>
+          <w:p>
+            <w:r>
+              <w:rPr>
+                <w:rFonts w:ascii="Malgun Gothic" w:hAnsi="Malgun Gothic" w:eastAsia="Malgun Gothic"/>
+                <w:sz w:val="20"/>
+              </w:rPr>
+              <w:t>(반쯤 열린 문 안 — 침대 위에 얽힌 두 몸. 소리를 죽이고 있다. 남자의 손바닥이 여자의 입을 막고 있다.)</w:t>
+            </w:r>
+          </w:p>
+          <w:p>
+            <w:r>
+              <w:rPr>
+                <w:rFonts w:ascii="Malgun Gothic" w:hAnsi="Malgun Gothic" w:eastAsia="Malgun Gothic"/>
+                <w:sz w:val="20"/>
+              </w:rPr>
+              <w:t>VO — 벽 하나 뒤에 마누라가 잔다.</w:t>
+            </w:r>
+          </w:p>
+          <w:p>
+            <w:r>
+              <w:rPr>
+                <w:rFonts w:ascii="Malgun Gothic" w:hAnsi="Malgun Gothic" w:eastAsia="Malgun Gothic"/>
+                <w:sz w:val="20"/>
+              </w:rPr>
+              <w:t>VO — 끝방엔 이 여자 남편.</w:t>
+            </w:r>
+          </w:p>
+          <w:p>
+            <w:r>
+              <w:rPr>
+                <w:rFonts w:ascii="Malgun Gothic" w:hAnsi="Malgun Gothic" w:eastAsia="Malgun Gothic"/>
+                <w:sz w:val="20"/>
+              </w:rPr>
+              <w:t>VO — 나는 장모 위에 있고.</w:t>
+            </w:r>
+          </w:p>
+          <w:p>
+            <w:r>
+              <w:rPr>
+                <w:rFonts w:ascii="Malgun Gothic" w:hAnsi="Malgun Gothic" w:eastAsia="Malgun Gothic"/>
+                <w:sz w:val="20"/>
+              </w:rPr>
+              <w:t>VO — 뒤척이는 소리. 멈췄다 다시.</w:t>
+            </w:r>
+          </w:p>
+          <w:p>
+            <w:r>
+              <w:rPr>
+                <w:rFonts w:ascii="Malgun Gothic" w:hAnsi="Malgun Gothic" w:eastAsia="Malgun Gothic"/>
+                <w:sz w:val="20"/>
+              </w:rPr>
+              <w:t>VO — 무서운데 더 된다.</w:t>
+            </w:r>
+          </w:p>
+          <w:p>
+            <w:r>
+              <w:rPr>
+                <w:rFonts w:ascii="Malgun Gothic" w:hAnsi="Malgun Gothic" w:eastAsia="Malgun Gothic"/>
+                <w:sz w:val="20"/>
+              </w:rPr>
+              <w:t>(자막 — 석 달 전.)</w:t>
+            </w:r>
+          </w:p>
+          <w:p>
+            <w:r>
+              <w:rPr>
+                <w:rFonts w:ascii="Malgun Gothic" w:hAnsi="Malgun Gothic" w:eastAsia="Malgun Gothic"/>
+                <w:sz w:val="20"/>
+              </w:rPr>
+              <w:t>(아침. 저택 현관. 캐리어. 계단 난간 위에 실크 가운 차림의 다이앤.)</w:t>
+            </w:r>
+          </w:p>
+          <w:p>
+            <w:r>
+              <w:rPr>
+                <w:rFonts w:ascii="Malgun Gothic" w:hAnsi="Malgun Gothic" w:eastAsia="Malgun Gothic"/>
+                <w:sz w:val="20"/>
+              </w:rPr>
+              <w:t>에이바 — "3주야. 엄마 아빠 잘 부탁해."</w:t>
+            </w:r>
+          </w:p>
+          <w:p>
+            <w:r>
+              <w:rPr>
+                <w:rFonts w:ascii="Malgun Gothic" w:hAnsi="Malgun Gothic" w:eastAsia="Malgun Gothic"/>
+                <w:sz w:val="20"/>
+              </w:rPr>
+              <w:t>에이바 — "우리 집 계약 나올 때까지만 참아."</w:t>
+            </w:r>
+          </w:p>
+          <w:p>
+            <w:r>
+              <w:rPr>
+                <w:rFonts w:ascii="Malgun Gothic" w:hAnsi="Malgun Gothic" w:eastAsia="Malgun Gothic"/>
+                <w:sz w:val="20"/>
+              </w:rPr>
+              <w:t>(계단 난간 위, 다이앤. 눈이 마주치자 가운 자락을 여민다.)</w:t>
+            </w:r>
+          </w:p>
+          <w:p>
+            <w:r>
+              <w:rPr>
+                <w:rFonts w:ascii="Malgun Gothic" w:hAnsi="Malgun Gothic" w:eastAsia="Malgun Gothic"/>
+                <w:sz w:val="20"/>
+              </w:rPr>
+              <w:t>(플래시 3컷 — 드레스 지퍼를 올려 달라며 돌아서던 등 / 반쯤 열린 채로 옷을 갈아입던 방문 / 젖은 머리로 아침마다 앞을 지나가던 것.)</w:t>
+            </w:r>
+          </w:p>
+          <w:p>
+            <w:r>
+              <w:rPr>
+                <w:rFonts w:ascii="Malgun Gothic" w:hAnsi="Malgun Gothic" w:eastAsia="Malgun Gothic"/>
+                <w:sz w:val="20"/>
+              </w:rPr>
+              <w:t>VO — 문을 왜 저렇게 열어 놔.</w:t>
+            </w:r>
+          </w:p>
+          <w:p>
+            <w:r>
+              <w:rPr>
+                <w:rFonts w:ascii="Malgun Gothic" w:hAnsi="Malgun Gothic" w:eastAsia="Malgun Gothic"/>
+                <w:sz w:val="20"/>
+              </w:rPr>
+              <w:t>VO — 세 번 지나갔다. 세 번째는 일부러.</w:t>
+            </w:r>
+          </w:p>
+          <w:p>
+            <w:r>
+              <w:rPr>
+                <w:rFonts w:ascii="Malgun Gothic" w:hAnsi="Malgun Gothic" w:eastAsia="Malgun Gothic"/>
+                <w:sz w:val="20"/>
+              </w:rPr>
+              <w:t>(그날 밤. 주방. 불은 안 켜져 있다. 콜이 냉장고를 열고 물을 꺼낸다. 냉장고 불빛만 든다.)</w:t>
+            </w:r>
+          </w:p>
+          <w:p>
+            <w:r>
+              <w:rPr>
+                <w:rFonts w:ascii="Malgun Gothic" w:hAnsi="Malgun Gothic" w:eastAsia="Malgun Gothic"/>
+                <w:sz w:val="20"/>
+              </w:rPr>
+              <w:t>(위층에서 문 닫히는 소리. 이어서 조용해진다.)</w:t>
+            </w:r>
+          </w:p>
+          <w:p>
+            <w:r>
+              <w:rPr>
+                <w:rFonts w:ascii="Malgun Gothic" w:hAnsi="Malgun Gothic" w:eastAsia="Malgun Gothic"/>
+                <w:sz w:val="20"/>
+              </w:rPr>
+              <w:t>VO — 두 달이면 뭐라도 나겠지.</w:t>
+            </w:r>
+          </w:p>
+          <w:p>
+            <w:r>
+              <w:rPr>
+                <w:rFonts w:ascii="Malgun Gothic" w:hAnsi="Malgun Gothic" w:eastAsia="Malgun Gothic"/>
+                <w:sz w:val="20"/>
+              </w:rPr>
+              <w:t>(플래시 — 이 년 전 여름. 저택 현관문이 열린다. 민소매 원피스. 얇은 천이 가슴과 허리 선을 그대로 따라간다. 올려 묶은 머리에서 빠져나온 잔머리가 땀에 젖어 목덜미에 붙어 있다. 맨발에 슬리퍼.)</w:t>
+            </w:r>
+          </w:p>
+          <w:p>
+            <w:r>
+              <w:rPr>
+                <w:rFonts w:ascii="Malgun Gothic" w:hAnsi="Malgun Gothic" w:eastAsia="Malgun Gothic"/>
+                <w:sz w:val="20"/>
+              </w:rPr>
+              <w:t>(악수. 끝났는데 손이 안 풀린다. 엄지가 그의 손등을 한 번 쓸고 놓는다.)</w:t>
+            </w:r>
+          </w:p>
+          <w:p>
+            <w:r>
+              <w:rPr>
+                <w:rFonts w:ascii="Malgun Gothic" w:hAnsi="Malgun Gothic" w:eastAsia="Malgun Gothic"/>
+                <w:sz w:val="20"/>
+              </w:rPr>
+              <w:t>(그녀의 시선 — 그의 얼굴에서 어깨로, 가슴으로 천천히 내려갔다가 다시 눈으로 올라온다. 눈꼬리가 내려가며 웃는다.)</w:t>
+            </w:r>
+          </w:p>
+          <w:p>
+            <w:r>
+              <w:rPr>
+                <w:rFonts w:ascii="Malgun Gothic" w:hAnsi="Malgun Gothic" w:eastAsia="Malgun Gothic"/>
+                <w:sz w:val="20"/>
+              </w:rPr>
+              <w:t>VO — 방금 나 훑었나.</w:t>
+            </w:r>
+          </w:p>
+          <w:p>
+            <w:r>
+              <w:rPr>
+                <w:rFonts w:ascii="Malgun Gothic" w:hAnsi="Malgun Gothic" w:eastAsia="Malgun Gothic"/>
+                <w:sz w:val="20"/>
+              </w:rPr>
+              <w:t>다이앤 — "에이바가 사람 보는 눈은 있네."</w:t>
+            </w:r>
+          </w:p>
+          <w:p>
+            <w:r>
+              <w:rPr>
+                <w:rFonts w:ascii="Malgun Gothic" w:hAnsi="Malgun Gothic" w:eastAsia="Malgun Gothic"/>
+                <w:sz w:val="20"/>
+              </w:rPr>
+              <w:t>(돌아서서 앞서 들어가는 다이앤. 등이 깊게 파인 원피스, 브라 끈이 없다.)</w:t>
+            </w:r>
+          </w:p>
+          <w:p>
+            <w:r>
+              <w:rPr>
+                <w:rFonts w:ascii="Malgun Gothic" w:hAnsi="Malgun Gothic" w:eastAsia="Malgun Gothic"/>
+                <w:sz w:val="20"/>
+              </w:rPr>
+              <w:t>VO — 그날 밤 마누라 위에서 딴 여자 생각을 했다.</w:t>
+            </w:r>
+          </w:p>
+          <w:p>
+            <w:r>
+              <w:rPr>
+                <w:rFonts w:ascii="Malgun Gothic" w:hAnsi="Malgun Gothic" w:eastAsia="Malgun Gothic"/>
+                <w:sz w:val="20"/>
+              </w:rPr>
+              <w:t>(플래시 — 결혼식장. 신부 입장. 하객 전원이 통로를 본다. 콜의 눈이 하객석 첫 줄로 샌다.)</w:t>
+            </w:r>
+          </w:p>
+          <w:p>
+            <w:r>
+              <w:rPr>
+                <w:rFonts w:ascii="Malgun Gothic" w:hAnsi="Malgun Gothic" w:eastAsia="Malgun Gothic"/>
+                <w:sz w:val="20"/>
+              </w:rPr>
+              <w:t>(첫 줄. 몸에 붙는 실크 드레스, 앞섶이 깊다. 다리를 꼬고 앉아 있고 슬릿 사이로 허벅지가 드러나 있다. 눈이 마주치자 다리를 천천히 바꿔 꼰다. 아주 느리게 웃는다.)</w:t>
+            </w:r>
+          </w:p>
+          <w:p>
+            <w:r>
+              <w:rPr>
+                <w:rFonts w:ascii="Malgun Gothic" w:hAnsi="Malgun Gothic" w:eastAsia="Malgun Gothic"/>
+                <w:sz w:val="20"/>
+              </w:rPr>
+              <w:t>(현재. 주방. 냉장고 문이 아직 열려 있다. 그 불빛 안으로 얇은 슬립 차림의 다이앤이 들어선다. 물 한 방울이 턱을 타고 목을 지나 쇄골 아래로 흘러내린다.)</w:t>
+            </w:r>
+          </w:p>
+          <w:p>
+            <w:r>
+              <w:rPr>
+                <w:rFonts w:ascii="Malgun Gothic" w:hAnsi="Malgun Gothic" w:eastAsia="Malgun Gothic"/>
+                <w:sz w:val="20"/>
+              </w:rPr>
+              <w:t>VO — 걸친 게 없는 거나 마찬가진데.</w:t>
+            </w:r>
+          </w:p>
+          <w:p>
+            <w:r>
+              <w:rPr>
+                <w:rFonts w:ascii="Malgun Gothic" w:hAnsi="Malgun Gothic" w:eastAsia="Malgun Gothic"/>
+                <w:sz w:val="20"/>
+              </w:rPr>
+              <w:t>VO — 어디까지 가나 보자.</w:t>
+            </w:r>
+          </w:p>
+          <w:p>
+            <w:r>
+              <w:rPr>
+                <w:rFonts w:ascii="Malgun Gothic" w:hAnsi="Malgun Gothic" w:eastAsia="Malgun Gothic"/>
+                <w:sz w:val="20"/>
+              </w:rPr>
+              <w:t>VO — 여미라고.</w:t>
+            </w:r>
+          </w:p>
+          <w:p>
+            <w:r>
+              <w:rPr>
+                <w:rFonts w:ascii="Malgun Gothic" w:hAnsi="Malgun Gothic" w:eastAsia="Malgun Gothic"/>
+                <w:sz w:val="20"/>
+              </w:rPr>
+              <w:t>VO — 안 여민다.</w:t>
+            </w:r>
+          </w:p>
+          <w:p>
+            <w:r>
+              <w:rPr>
+                <w:rFonts w:ascii="Malgun Gothic" w:hAnsi="Malgun Gothic" w:eastAsia="Malgun Gothic"/>
+                <w:sz w:val="20"/>
+              </w:rPr>
+              <w:t>(좁은 아일랜드에서 스친다. 실크가 맨팔을 문지른다.)</w:t>
+            </w:r>
+          </w:p>
+          <w:p>
+            <w:r>
+              <w:rPr>
+                <w:rFonts w:ascii="Malgun Gothic" w:hAnsi="Malgun Gothic" w:eastAsia="Malgun Gothic"/>
+                <w:sz w:val="20"/>
+              </w:rPr>
+              <w:t>콜 — "Excuse me."</w:t>
+            </w:r>
+          </w:p>
+          <w:p>
+            <w:r>
+              <w:rPr>
+                <w:rFonts w:ascii="Malgun Gothic" w:hAnsi="Malgun Gothic" w:eastAsia="Malgun Gothic"/>
+                <w:sz w:val="20"/>
+              </w:rPr>
+              <w:t>(다이앤이 그가 마시던 잔을 집어, 입술이 닿았던 자리에 자기 입술을 대고 천천히 마신다.)</w:t>
+            </w:r>
+          </w:p>
+          <w:p>
+            <w:r>
+              <w:rPr>
+                <w:rFonts w:ascii="Malgun Gothic" w:hAnsi="Malgun Gothic" w:eastAsia="Malgun Gothic"/>
+                <w:sz w:val="20"/>
+              </w:rPr>
+              <w:t>(잔을 내려놓는다. 입술까지 한 뼘.)</w:t>
+            </w:r>
+          </w:p>
+          <w:p>
+            <w:r>
+              <w:rPr>
+                <w:rFonts w:ascii="Malgun Gothic" w:hAnsi="Malgun Gothic" w:eastAsia="Malgun Gothic"/>
+                <w:sz w:val="20"/>
+              </w:rPr>
+              <w:t>다이앤 — "...son-in-law."</w:t>
+            </w:r>
+          </w:p>
+          <w:p>
+            <w:r>
+              <w:rPr>
+                <w:rFonts w:ascii="Malgun Gothic" w:hAnsi="Malgun Gothic" w:eastAsia="Malgun Gothic"/>
+                <w:sz w:val="20"/>
+              </w:rPr>
+              <w:t>클리프행어: 그 한마디에 콜의 목젖이 한 번 움직인다. 아무도 물러서지 않는다.</w:t>
             </w:r>
           </w:p>
           <w:p>
@@ -3020,7 +3344,79 @@
                 <w:rFonts w:ascii="Malgun Gothic" w:hAnsi="Malgun Gothic" w:eastAsia="Malgun Gothic"/>
                 <w:sz w:val="20"/>
               </w:rPr>
-              <w:t>어두운 주방, 두 사람은 그대로 멈춰 있다. 냉장고 모터 소리와 숨소리뿐. VO — '두 달을 참았다. 여기서 물러나면 오늘 밤 잠은 다 잤다.' 콜의 손끝이 실크 위 그녀의 허리에 닿는다. 그녀가 눈을 든다. "이러면 안 돼. 넌 내 딸 남편이야." 그러면서 손은 치우지 않는다 — 자기 손을 그 위에 포개, 그의 손바닥이 허리에 완전히 얹히도록 눌러 붙인다. VO — '그 말이 나를 멈추게 하려고 한 말이 아니라는 걸, 그 손이 알려 줬다.' 콜이 남은 거리를 좁힌다. 첫 키스가 그 자리에서 터진다. 넘어진 물잔이 카운터를 적시고, 그녀의 손가락이 그의 머리카락을 움켜쥐고, 키스는 금세 격렬해진다. VO — '이 입으로 나를 어머님이라고 불렀다.' 콜이 그녀의 허리를 감아 카운터 위로 들어 올리는 순간 —</w:t>
+              <w:t>(어두운 주방. 냉장고 모터 소리. 콜의 손끝이 실크 위 그녀의 허리에 닿는다.)</w:t>
+            </w:r>
+          </w:p>
+          <w:p>
+            <w:r>
+              <w:rPr>
+                <w:rFonts w:ascii="Malgun Gothic" w:hAnsi="Malgun Gothic" w:eastAsia="Malgun Gothic"/>
+                <w:sz w:val="20"/>
+              </w:rPr>
+              <w:t>(다이앤이 눈을 든다.)</w:t>
+            </w:r>
+          </w:p>
+          <w:p>
+            <w:r>
+              <w:rPr>
+                <w:rFonts w:ascii="Malgun Gothic" w:hAnsi="Malgun Gothic" w:eastAsia="Malgun Gothic"/>
+                <w:sz w:val="20"/>
+              </w:rPr>
+              <w:t>다이앤 — "이러면 안 돼. 넌 내 딸 남편이야."</w:t>
+            </w:r>
+          </w:p>
+          <w:p>
+            <w:r>
+              <w:rPr>
+                <w:rFonts w:ascii="Malgun Gothic" w:hAnsi="Malgun Gothic" w:eastAsia="Malgun Gothic"/>
+                <w:sz w:val="20"/>
+              </w:rPr>
+              <w:t>콜 — "알아요."</w:t>
+            </w:r>
+          </w:p>
+          <w:p>
+            <w:r>
+              <w:rPr>
+                <w:rFonts w:ascii="Malgun Gothic" w:hAnsi="Malgun Gothic" w:eastAsia="Malgun Gothic"/>
+                <w:sz w:val="20"/>
+              </w:rPr>
+              <w:t>VO — 하, 이년 봐라.</w:t>
+            </w:r>
+          </w:p>
+          <w:p>
+            <w:r>
+              <w:rPr>
+                <w:rFonts w:ascii="Malgun Gothic" w:hAnsi="Malgun Gothic" w:eastAsia="Malgun Gothic"/>
+                <w:sz w:val="20"/>
+              </w:rPr>
+              <w:t>VO — 안 된다면서 손은 왜 잡아.</w:t>
+            </w:r>
+          </w:p>
+          <w:p>
+            <w:r>
+              <w:rPr>
+                <w:rFonts w:ascii="Malgun Gothic" w:hAnsi="Malgun Gothic" w:eastAsia="Malgun Gothic"/>
+                <w:sz w:val="20"/>
+              </w:rPr>
+              <w:t>(그녀가 제 손을 그 위에 포개 허리에 눌러 붙인다. 콜이 남은 거리를 좁혀 입을 맞춘다. 물잔이 넘어져 카운터를 적신다. 그가 그녀의 뒤통수를 받쳐 더 깊이 당기고, 그녀의 손가락이 그의 머리카락을 움켜쥔다.)</w:t>
+            </w:r>
+          </w:p>
+          <w:p>
+            <w:r>
+              <w:rPr>
+                <w:rFonts w:ascii="Malgun Gothic" w:hAnsi="Malgun Gothic" w:eastAsia="Malgun Gothic"/>
+                <w:sz w:val="20"/>
+              </w:rPr>
+              <w:t>VO — 이 입으로 내 결혼식에서 축사를 했다.</w:t>
+            </w:r>
+          </w:p>
+          <w:p>
+            <w:r>
+              <w:rPr>
+                <w:rFonts w:ascii="Malgun Gothic" w:hAnsi="Malgun Gothic" w:eastAsia="Malgun Gothic"/>
+                <w:sz w:val="20"/>
+              </w:rPr>
+              <w:t>(콜이 그녀의 허벅지 뒤를 잡아 카운터 위로 들어 올린다.)</w:t>
             </w:r>
           </w:p>
           <w:p>
@@ -3047,16 +3443,88 @@
                 <w:rFonts w:ascii="Malgun Gothic" w:hAnsi="Malgun Gothic" w:eastAsia="Malgun Gothic"/>
                 <w:sz w:val="20"/>
               </w:rPr>
-              <w:t>카운터 위. 슬립 자락이 허벅지 위로 밀려 올라가고, 그녀의 손이 콜의 셔츠 단추를 위에서부터 하나씩 푼다. 서두르지 않는다. 단추 하나에 그의 숨이 한 번씩 걸린다. VO — '두 달 동안 다 잠긴 옷 위로만 보던 것이었다.' 그의 입술이 목선에서 쇄골로 내려가고, 그녀의 고개가 뒤로 젖혀진다. 바닥에 떨어진 그의 폰이 진동하며 화면에 AVA ❤️ 가 뜬다. 진동음이 타일 위에서 계속 울린다. 콜은 내려다보지도 않는다. VO — '아내였다. 손을 안 뗐다.' 벗겨진 셔츠가 카운터 아래로 떨어지고, 그의 손이 그녀의 무릎에서 허벅지로 올라가는 순간, 그녀가 그의 아랫입술을 문 채 낮게 말한다. "Upstairs." 그의 손목을 잡아 끌고 어두운 계단으로 향하는 뒷모습, 어깨에서 미끄러지는 슬립 끈 —</w:t>
-            </w:r>
-          </w:p>
-          <w:p>
-            <w:r>
-              <w:rPr>
-                <w:rFonts w:ascii="Malgun Gothic" w:hAnsi="Malgun Gothic" w:eastAsia="Malgun Gothic"/>
-                <w:sz w:val="20"/>
-              </w:rPr>
-              <w:t>클리프행어: 사위의 손목을 잡아 끌고 어둠 속 계단으로 향하는 다이앤, 어깨에서 미끄러져 내리는 슬립 끈 —</w:t>
+              <w:t>(카운터 위. 다이앤의 손이 콜의 셔츠 단추를 위에서부터 푼다. 그가 못 기다리고 나머지를 잡아 뜯는다.)</w:t>
+            </w:r>
+          </w:p>
+          <w:p>
+            <w:r>
+              <w:rPr>
+                <w:rFonts w:ascii="Malgun Gothic" w:hAnsi="Malgun Gothic" w:eastAsia="Malgun Gothic"/>
+                <w:sz w:val="20"/>
+              </w:rPr>
+              <w:t>(그녀는 그의 손을 치우지도 않고, 자기 손으로 남은 단추를 하나씩 계속 푼다. 속도가 그대로다.)</w:t>
+            </w:r>
+          </w:p>
+          <w:p>
+            <w:r>
+              <w:rPr>
+                <w:rFonts w:ascii="Malgun Gothic" w:hAnsi="Malgun Gothic" w:eastAsia="Malgun Gothic"/>
+                <w:sz w:val="20"/>
+              </w:rPr>
+              <w:t>다이앤 — "뭐가 그렇게 급해."</w:t>
+            </w:r>
+          </w:p>
+          <w:p>
+            <w:r>
+              <w:rPr>
+                <w:rFonts w:ascii="Malgun Gothic" w:hAnsi="Malgun Gothic" w:eastAsia="Malgun Gothic"/>
+                <w:sz w:val="20"/>
+              </w:rPr>
+              <w:t>(다 풀고 나서야 그녀가 슬립 자락을 제 허벅지 위로 끌어올린다.)</w:t>
+            </w:r>
+          </w:p>
+          <w:p>
+            <w:r>
+              <w:rPr>
+                <w:rFonts w:ascii="Malgun Gothic" w:hAnsi="Malgun Gothic" w:eastAsia="Malgun Gothic"/>
+                <w:sz w:val="20"/>
+              </w:rPr>
+              <w:t>(바닥에 떨어진 폰이 진동. 화면에 AVA. 진동음이 타일 위에서 계속 울린다. 콜이 발로 폰을 밀어 치운다.)</w:t>
+            </w:r>
+          </w:p>
+          <w:p>
+            <w:r>
+              <w:rPr>
+                <w:rFonts w:ascii="Malgun Gothic" w:hAnsi="Malgun Gothic" w:eastAsia="Malgun Gothic"/>
+                <w:sz w:val="20"/>
+              </w:rPr>
+              <w:t>VO — 마누라다. 안 받는다.</w:t>
+            </w:r>
+          </w:p>
+          <w:p>
+            <w:r>
+              <w:rPr>
+                <w:rFonts w:ascii="Malgun Gothic" w:hAnsi="Malgun Gothic" w:eastAsia="Malgun Gothic"/>
+                <w:sz w:val="20"/>
+              </w:rPr>
+              <w:t>(그의 손이 무릎에서 허벅지로 올라간다. 그녀가 다리를 벌려 준다. 그가 그녀의 목덜미를 물고, 그녀가 그의 아랫입술을 문 채 낮게 말한다.)</w:t>
+            </w:r>
+          </w:p>
+          <w:p>
+            <w:r>
+              <w:rPr>
+                <w:rFonts w:ascii="Malgun Gothic" w:hAnsi="Malgun Gothic" w:eastAsia="Malgun Gothic"/>
+                <w:sz w:val="20"/>
+              </w:rPr>
+              <w:t>다이앤 — "Upstairs."</w:t>
+            </w:r>
+          </w:p>
+          <w:p>
+            <w:r>
+              <w:rPr>
+                <w:rFonts w:ascii="Malgun Gothic" w:hAnsi="Malgun Gothic" w:eastAsia="Malgun Gothic"/>
+                <w:sz w:val="20"/>
+              </w:rPr>
+              <w:t>VO — 남편이 위에 있는데.</w:t>
+            </w:r>
+          </w:p>
+          <w:p>
+            <w:r>
+              <w:rPr>
+                <w:rFonts w:ascii="Malgun Gothic" w:hAnsi="Malgun Gothic" w:eastAsia="Malgun Gothic"/>
+                <w:sz w:val="20"/>
+              </w:rPr>
+              <w:t>클리프행어: 어둠 속 계단. 슬립 끈이 어깨에서 미끄러지는 데서 화면이 멎는다.</w:t>
             </w:r>
           </w:p>
           <w:p>
@@ -3074,16 +3542,61 @@
                 <w:rFonts w:ascii="Malgun Gothic" w:hAnsi="Malgun Gothic" w:eastAsia="Malgun Gothic"/>
                 <w:sz w:val="20"/>
               </w:rPr>
-              <w:t>계단을 다 오르지 못한다. 중턱에서 그녀의 등이 벽에 부딪히고, 걸려 있던 액자가 비뚤어진다. 콜과 에이바의 웨딩 사진이다. 그녀가 그 사진을 한 번 보고, 그의 목을 끌어당긴다. "여기서 그만할래?" 콜은 대답 대신 그녀의 다리를 자기 허리로 끌어올린다. VO — '내 결혼사진 아래였다. 그게 나를 멈추게 하지 않았다.' 그의 손이 슬립 아래를 더듬고, 두 사람의 그림자가 계단 난간을 따라 길게 흔들린다. 복도의 어둠을 더듬어 올라간 끝에 침실 문이 그녀의 등에 밀려 열리고, 서로를 벗기며 침대로 쓰러지는 두 사람 —</w:t>
-            </w:r>
-          </w:p>
-          <w:p>
-            <w:r>
-              <w:rPr>
-                <w:rFonts w:ascii="Malgun Gothic" w:hAnsi="Malgun Gothic" w:eastAsia="Malgun Gothic"/>
-                <w:sz w:val="20"/>
-              </w:rPr>
-              <w:t>클리프행어: 등에 밀려 열리는 침실 문, 서로를 벗기며 침대로 쓰러지는 두 사람 —</w:t>
+              <w:t>(계단 중턱. 콜이 그녀를 벽에 밀어붙인다. 등이 부딪히며 액자가 비뚤어진다. 콜과 에이바의 웨딩 사진. 복도 끝에 하워드의 방문, 불은 꺼져 있다.)</w:t>
+            </w:r>
+          </w:p>
+          <w:p>
+            <w:r>
+              <w:rPr>
+                <w:rFonts w:ascii="Malgun Gothic" w:hAnsi="Malgun Gothic" w:eastAsia="Malgun Gothic"/>
+                <w:sz w:val="20"/>
+              </w:rPr>
+              <w:t>VO — 내 결혼사진 밑에서.</w:t>
+            </w:r>
+          </w:p>
+          <w:p>
+            <w:r>
+              <w:rPr>
+                <w:rFonts w:ascii="Malgun Gothic" w:hAnsi="Malgun Gothic" w:eastAsia="Malgun Gothic"/>
+                <w:sz w:val="20"/>
+              </w:rPr>
+              <w:t>다이앤 — "여기서 그만할래?"</w:t>
+            </w:r>
+          </w:p>
+          <w:p>
+            <w:r>
+              <w:rPr>
+                <w:rFonts w:ascii="Malgun Gothic" w:hAnsi="Malgun Gothic" w:eastAsia="Malgun Gothic"/>
+                <w:sz w:val="20"/>
+              </w:rPr>
+              <w:t>(콜이 대답 대신 그녀의 허벅지를 끌어올려 자기 허리에 감는다. 한 손으로 벽을 짚고 다른 손이 슬립 아래로 들어간다.)</w:t>
+            </w:r>
+          </w:p>
+          <w:p>
+            <w:r>
+              <w:rPr>
+                <w:rFonts w:ascii="Malgun Gothic" w:hAnsi="Malgun Gothic" w:eastAsia="Malgun Gothic"/>
+                <w:sz w:val="20"/>
+              </w:rPr>
+              <w:t>(그가 그녀를 안아 든 채 복도를 걸어간다. 침실 문이 그녀의 등에 밀려 열린다.)</w:t>
+            </w:r>
+          </w:p>
+          <w:p>
+            <w:r>
+              <w:rPr>
+                <w:rFonts w:ascii="Malgun Gothic" w:hAnsi="Malgun Gothic" w:eastAsia="Malgun Gothic"/>
+                <w:sz w:val="20"/>
+              </w:rPr>
+              <w:t>VO — 열리면 끝인데. 소리를 더 냈다.</w:t>
+            </w:r>
+          </w:p>
+          <w:p>
+            <w:r>
+              <w:rPr>
+                <w:rFonts w:ascii="Malgun Gothic" w:hAnsi="Malgun Gothic" w:eastAsia="Malgun Gothic"/>
+                <w:sz w:val="20"/>
+              </w:rPr>
+              <w:t>클리프행어: 침실 문이 열리고, 화면 구석에 복도 끝 장인 방문이 남는다.</w:t>
             </w:r>
           </w:p>
           <w:p>
@@ -3101,16 +3614,79 @@
                 <w:rFonts w:ascii="Malgun Gothic" w:hAnsi="Malgun Gothic" w:eastAsia="Malgun Gothic"/>
                 <w:sz w:val="20"/>
               </w:rPr>
-              <w:t>침대 위, 그녀는 서두르지 않는다. 실크가 몸을 타고 흘러내리고, 그녀의 입술이 그의 살갗 위를 천천히 지나가고, 손톱이 등을 긁고, 그의 손이 시트를 움켜쥔다. 번개가 칠 때마다 두 몸의 윤곽이 드러났다 사라진다. 콜이 조급해지자 그녀가 그의 가슴을 밀어 눕히고 위로 올라온다. 창밖 뇌우를 등진 실루엣, 그의 얼굴 위로 떨어지는 젖은 머리카락. VO — '이 여자는 나보다 다 알고 있었다. 그게 더 미치게 했다.' 그녀가 그의 두 손을 자기 허리에 얹으며 말한다. "Slow down. We have all night."</w:t>
-            </w:r>
-          </w:p>
-          <w:p>
-            <w:r>
-              <w:rPr>
-                <w:rFonts w:ascii="Malgun Gothic" w:hAnsi="Malgun Gothic" w:eastAsia="Malgun Gothic"/>
-                <w:sz w:val="20"/>
-              </w:rPr>
-              <w:t>클리프행어: 뇌우를 등진 실루엣, 사위의 두 손을 자기 허리에 얹으며. "Slow down. We have all night."</w:t>
+              <w:t>(침대. 콜이 그녀를 눕히고 위로 올라간다. 그녀가 그의 가슴을 밀어 눕히고 자리를 바꾼다. 창밖 뇌우. 젖은 머리카락이 그의 얼굴 위로 떨어진다.)</w:t>
+            </w:r>
+          </w:p>
+          <w:p>
+            <w:r>
+              <w:rPr>
+                <w:rFonts w:ascii="Malgun Gothic" w:hAnsi="Malgun Gothic" w:eastAsia="Malgun Gothic"/>
+                <w:sz w:val="20"/>
+              </w:rPr>
+              <w:t>VO — 눕혀졌다. 내가.</w:t>
+            </w:r>
+          </w:p>
+          <w:p>
+            <w:r>
+              <w:rPr>
+                <w:rFonts w:ascii="Malgun Gothic" w:hAnsi="Malgun Gothic" w:eastAsia="Malgun Gothic"/>
+                <w:sz w:val="20"/>
+              </w:rPr>
+              <w:t>(그가 일어나 앉아 그녀를 끌어안고 다시 뒤집는다. 그녀가 웃으며 그의 어깨를 밀지만 밀리지 않는다.)</w:t>
+            </w:r>
+          </w:p>
+          <w:p>
+            <w:r>
+              <w:rPr>
+                <w:rFonts w:ascii="Malgun Gothic" w:hAnsi="Malgun Gothic" w:eastAsia="Malgun Gothic"/>
+                <w:sz w:val="20"/>
+              </w:rPr>
+              <w:t>콜 — "빨리요."</w:t>
+            </w:r>
+          </w:p>
+          <w:p>
+            <w:r>
+              <w:rPr>
+                <w:rFonts w:ascii="Malgun Gothic" w:hAnsi="Malgun Gothic" w:eastAsia="Malgun Gothic"/>
+                <w:sz w:val="20"/>
+              </w:rPr>
+              <w:t>(그녀가 대답 대신 속도를 반으로 줄인다.)</w:t>
+            </w:r>
+          </w:p>
+          <w:p>
+            <w:r>
+              <w:rPr>
+                <w:rFonts w:ascii="Malgun Gothic" w:hAnsi="Malgun Gothic" w:eastAsia="Malgun Gothic"/>
+                <w:sz w:val="20"/>
+              </w:rPr>
+              <w:t>(그녀가 그의 두 손을 잡아 자기 허리에 얹는다.)</w:t>
+            </w:r>
+          </w:p>
+          <w:p>
+            <w:r>
+              <w:rPr>
+                <w:rFonts w:ascii="Malgun Gothic" w:hAnsi="Malgun Gothic" w:eastAsia="Malgun Gothic"/>
+                <w:sz w:val="20"/>
+              </w:rPr>
+              <w:t>다이앤 — "Slow down. We have all night."</w:t>
+            </w:r>
+          </w:p>
+          <w:p>
+            <w:r>
+              <w:rPr>
+                <w:rFonts w:ascii="Malgun Gothic" w:hAnsi="Malgun Gothic" w:eastAsia="Malgun Gothic"/>
+                <w:sz w:val="20"/>
+              </w:rPr>
+              <w:t>다이앤 — "네 아내는 이렇게 안 해 주지?"</w:t>
+            </w:r>
+          </w:p>
+          <w:p>
+            <w:r>
+              <w:rPr>
+                <w:rFonts w:ascii="Malgun Gothic" w:hAnsi="Malgun Gothic" w:eastAsia="Malgun Gothic"/>
+                <w:sz w:val="20"/>
+              </w:rPr>
+              <w:t>클리프행어: 번개가 한 번 치고, 화면에 그녀의 실루엣만 남은 채 어두워진다.</w:t>
             </w:r>
           </w:p>
           <w:p>
@@ -3128,16 +3704,115 @@
                 <w:rFonts w:ascii="Malgun Gothic" w:hAnsi="Malgun Gothic" w:eastAsia="Malgun Gothic"/>
                 <w:sz w:val="20"/>
               </w:rPr>
-              <w:t>두 몸이 이어진다. 헤드보드를 짚는 손, 팽팽해지는 등, 창을 타고 흐르는 빗물 그림자가 얽힌 몸 위로 지나가고, 빗소리 사이로 가빠지는 숨과 낮은 신음이 쌓인다. 낮에 한 음절도 안 흔들리던 목소리가 지금은 부서져 있다. VO — '아침마다 어머님이라고 부르던 사람이었다.' 절정으로 치닫는 한가운데 콜이 그녀의 얼굴을 두 손으로 붙들고 묻는다. "Tell me this means nothing." 그녀가 그의 머리카락을 움켜쥐어 끌어당기며 답한다. "It means nothing." VO — '믿지 않았다.' 무너져 내린 뒤에도 그녀는 잠들지 않는다. 몸을 굴려 다시 그의 위로 올라오는 데서 —</w:t>
-            </w:r>
-          </w:p>
-          <w:p>
-            <w:r>
-              <w:rPr>
-                <w:rFonts w:ascii="Malgun Gothic" w:hAnsi="Malgun Gothic" w:eastAsia="Malgun Gothic"/>
-                <w:sz w:val="20"/>
-              </w:rPr>
-              <w:t>클리프행어: 숨도 고르기 전에 몸을 굴려 다시 사위의 위로 올라오는 다이앤 —</w:t>
+              <w:t>(두 몸이 이어진다. 헤드보드를 짚는 손. 창을 타고 흐르는 빗물 그림자.)</w:t>
+            </w:r>
+          </w:p>
+          <w:p>
+            <w:r>
+              <w:rPr>
+                <w:rFonts w:ascii="Malgun Gothic" w:hAnsi="Malgun Gothic" w:eastAsia="Malgun Gothic"/>
+                <w:sz w:val="20"/>
+              </w:rPr>
+              <w:t>VO — 낮에 그 목소리가.</w:t>
+            </w:r>
+          </w:p>
+          <w:p>
+            <w:r>
+              <w:rPr>
+                <w:rFonts w:ascii="Malgun Gothic" w:hAnsi="Malgun Gothic" w:eastAsia="Malgun Gothic"/>
+                <w:sz w:val="20"/>
+              </w:rPr>
+              <w:t>다이앤 — "더 세게."</w:t>
+            </w:r>
+          </w:p>
+          <w:p>
+            <w:r>
+              <w:rPr>
+                <w:rFonts w:ascii="Malgun Gothic" w:hAnsi="Malgun Gothic" w:eastAsia="Malgun Gothic"/>
+                <w:sz w:val="20"/>
+              </w:rPr>
+              <w:t>콜 — "장인어른 깨요."</w:t>
+            </w:r>
+          </w:p>
+          <w:p>
+            <w:r>
+              <w:rPr>
+                <w:rFonts w:ascii="Malgun Gothic" w:hAnsi="Malgun Gothic" w:eastAsia="Malgun Gothic"/>
+                <w:sz w:val="20"/>
+              </w:rPr>
+              <w:t>다이앤 — "깨라고 해."</w:t>
+            </w:r>
+          </w:p>
+          <w:p>
+            <w:r>
+              <w:rPr>
+                <w:rFonts w:ascii="Malgun Gothic" w:hAnsi="Malgun Gothic" w:eastAsia="Malgun Gothic"/>
+                <w:sz w:val="20"/>
+              </w:rPr>
+              <w:t>다이앤 — "어머님이라고 불러."</w:t>
+            </w:r>
+          </w:p>
+          <w:p>
+            <w:r>
+              <w:rPr>
+                <w:rFonts w:ascii="Malgun Gothic" w:hAnsi="Malgun Gothic" w:eastAsia="Malgun Gothic"/>
+                <w:sz w:val="20"/>
+              </w:rPr>
+              <w:t>콜 — "…어머님."</w:t>
+            </w:r>
+          </w:p>
+          <w:p>
+            <w:r>
+              <w:rPr>
+                <w:rFonts w:ascii="Malgun Gothic" w:hAnsi="Malgun Gothic" w:eastAsia="Malgun Gothic"/>
+                <w:sz w:val="20"/>
+              </w:rPr>
+              <w:t>(그가 그녀의 얼굴을 두 손으로 붙든다.)</w:t>
+            </w:r>
+          </w:p>
+          <w:p>
+            <w:r>
+              <w:rPr>
+                <w:rFonts w:ascii="Malgun Gothic" w:hAnsi="Malgun Gothic" w:eastAsia="Malgun Gothic"/>
+                <w:sz w:val="20"/>
+              </w:rPr>
+              <w:t>콜 — "Tell me this means nothing."</w:t>
+            </w:r>
+          </w:p>
+          <w:p>
+            <w:r>
+              <w:rPr>
+                <w:rFonts w:ascii="Malgun Gothic" w:hAnsi="Malgun Gothic" w:eastAsia="Malgun Gothic"/>
+                <w:sz w:val="20"/>
+              </w:rPr>
+              <w:t>다이앤 — "It means nothing."</w:t>
+            </w:r>
+          </w:p>
+          <w:p>
+            <w:r>
+              <w:rPr>
+                <w:rFonts w:ascii="Malgun Gothic" w:hAnsi="Malgun Gothic" w:eastAsia="Malgun Gothic"/>
+                <w:sz w:val="20"/>
+              </w:rPr>
+              <w:t>VO — 손톱 박아 놓고 아무 의미 없다고.</w:t>
+            </w:r>
+          </w:p>
+          <w:p>
+            <w:r>
+              <w:rPr>
+                <w:rFonts w:ascii="Malgun Gothic" w:hAnsi="Malgun Gothic" w:eastAsia="Malgun Gothic"/>
+                <w:sz w:val="20"/>
+              </w:rPr>
+              <w:t>(무너진 뒤에도 잠들지 않고, 몸을 굴려 다시 그의 위로 올라온다.)</w:t>
+            </w:r>
+          </w:p>
+          <w:p>
+            <w:r>
+              <w:rPr>
+                <w:rFonts w:ascii="Malgun Gothic" w:hAnsi="Malgun Gothic" w:eastAsia="Malgun Gothic"/>
+                <w:sz w:val="20"/>
+              </w:rPr>
+              <w:t>클리프행어: 다시 올라탄 그림자가 벽에서 커진다.</w:t>
             </w:r>
           </w:p>
           <w:p>
@@ -3155,16 +3830,97 @@
                 <w:rFonts w:ascii="Malgun Gothic" w:hAnsi="Malgun Gothic" w:eastAsia="Malgun Gothic"/>
                 <w:sz w:val="20"/>
               </w:rPr>
-              <w:t>새벽까지 두 사람은 서로를 놓지 않는다. 두 번째는 느리고 집요하다. VO — '한 번이면 사고였다. 두 번째는 내가 골랐다.' 커튼이 회색으로 밝아올 무렵 — 자갈길을 밟는 타이어 소리, 현관 열쇠 소리. 로사의 이른 출근이다. 콜이 굳는다. 그녀는 떨어지지 않는다. 그의 손바닥이 웃음이 터지려는 그녀의 입을 막고, 리듬만 늦춘 채 둘 다 멈추지 않는다. VO — '멈추는 게 정답이었다. 나는 속도만 줄였다.' 계단을 오르는 발소리가 가까워지고, 침실 문 앞에서 멈추고, 노크. "사모님? 오늘 일찍 깨셨네요." 그의 입술이 그녀의 목덜미에 닿아 있는 채로, 그녀가 대답하려 입을 여는 순간 —</w:t>
-            </w:r>
-          </w:p>
-          <w:p>
-            <w:r>
-              <w:rPr>
-                <w:rFonts w:ascii="Malgun Gothic" w:hAnsi="Malgun Gothic" w:eastAsia="Malgun Gothic"/>
-                <w:sz w:val="20"/>
-              </w:rPr>
-              <w:t>클리프행어: 사위의 입술이 목덜미에 닿아 있는 채로, 문 너머 로사에게 대답하려 입을 여는 다이앤 —</w:t>
+              <w:t>(새벽. 커튼이 회색으로 밝아 온다. 복도에서 슬리퍼 끄는 소리가 가까워진다.)</w:t>
+            </w:r>
+          </w:p>
+          <w:p>
+            <w:r>
+              <w:rPr>
+                <w:rFonts w:ascii="Malgun Gothic" w:hAnsi="Malgun Gothic" w:eastAsia="Malgun Gothic"/>
+                <w:sz w:val="20"/>
+              </w:rPr>
+              <w:t>(콜의 몸이 굳는다. 다이앤은 안 떨어진다.)</w:t>
+            </w:r>
+          </w:p>
+          <w:p>
+            <w:r>
+              <w:rPr>
+                <w:rFonts w:ascii="Malgun Gothic" w:hAnsi="Malgun Gothic" w:eastAsia="Malgun Gothic"/>
+                <w:sz w:val="20"/>
+              </w:rPr>
+              <w:t>VO — 장인이다. 빼야 되나.</w:t>
+            </w:r>
+          </w:p>
+          <w:p>
+            <w:r>
+              <w:rPr>
+                <w:rFonts w:ascii="Malgun Gothic" w:hAnsi="Malgun Gothic" w:eastAsia="Malgun Gothic"/>
+                <w:sz w:val="20"/>
+              </w:rPr>
+              <w:t>VO — 안 뺀다.</w:t>
+            </w:r>
+          </w:p>
+          <w:p>
+            <w:r>
+              <w:rPr>
+                <w:rFonts w:ascii="Malgun Gothic" w:hAnsi="Malgun Gothic" w:eastAsia="Malgun Gothic"/>
+                <w:sz w:val="20"/>
+              </w:rPr>
+              <w:t>(다이앤이 웃음을 터뜨리려 한다. 콜이 손바닥으로 그녀의 입을 막고 다른 손으로 허리를 눌러 붙인다.)</w:t>
+            </w:r>
+          </w:p>
+          <w:p>
+            <w:r>
+              <w:rPr>
+                <w:rFonts w:ascii="Malgun Gothic" w:hAnsi="Malgun Gothic" w:eastAsia="Malgun Gothic"/>
+                <w:sz w:val="20"/>
+              </w:rPr>
+              <w:t>(슬리퍼 소리가 멀어질 때까지 둘 다 안 움직인다. 그녀가 그의 귀에 입을 댄다.)</w:t>
+            </w:r>
+          </w:p>
+          <w:p>
+            <w:r>
+              <w:rPr>
+                <w:rFonts w:ascii="Malgun Gothic" w:hAnsi="Malgun Gothic" w:eastAsia="Malgun Gothic"/>
+                <w:sz w:val="20"/>
+              </w:rPr>
+              <w:t>다이앤 — "이런 건 처음이지."</w:t>
+            </w:r>
+          </w:p>
+          <w:p>
+            <w:r>
+              <w:rPr>
+                <w:rFonts w:ascii="Malgun Gothic" w:hAnsi="Malgun Gothic" w:eastAsia="Malgun Gothic"/>
+                <w:sz w:val="20"/>
+              </w:rPr>
+              <w:t>(콜이 대답 대신 그녀를 잡아 뒤집는다.)</w:t>
+            </w:r>
+          </w:p>
+          <w:p>
+            <w:r>
+              <w:rPr>
+                <w:rFonts w:ascii="Malgun Gothic" w:hAnsi="Malgun Gothic" w:eastAsia="Malgun Gothic"/>
+                <w:sz w:val="20"/>
+              </w:rPr>
+              <w:t>(슬리퍼 소리가 문 앞에서 멈춘다. 노크.)</w:t>
+            </w:r>
+          </w:p>
+          <w:p>
+            <w:r>
+              <w:rPr>
+                <w:rFonts w:ascii="Malgun Gothic" w:hAnsi="Malgun Gothic" w:eastAsia="Malgun Gothic"/>
+                <w:sz w:val="20"/>
+              </w:rPr>
+              <w:t>하워드 — "다이앤? 자?"</w:t>
+            </w:r>
+          </w:p>
+          <w:p>
+            <w:r>
+              <w:rPr>
+                <w:rFonts w:ascii="Malgun Gothic" w:hAnsi="Malgun Gothic" w:eastAsia="Malgun Gothic"/>
+                <w:sz w:val="20"/>
+              </w:rPr>
+              <w:t>클리프행어: 문 하나 너머. 그녀가 입을 여는 순간 화면이 끊긴다.</w:t>
             </w:r>
           </w:p>
           <w:p>
@@ -3182,7 +3938,115 @@
                 <w:rFonts w:ascii="Malgun Gothic" w:hAnsi="Malgun Gothic" w:eastAsia="Malgun Gothic"/>
                 <w:sz w:val="20"/>
               </w:rPr>
-              <w:t>"커피 내려놔요. 금방 내려갈게." 목소리는 한 음절도 흔들리지 않는다. 문 하나를 사이에 두고, 그의 입술이 아직 그녀의 살갗 위에 있는데. VO — '저 목소리를 두 달 동안 아침마다 들었다.' 발소리가 멀어지자 두 사람은 베개에 얼굴을 묻고 소리 죽여 웃는다. 낮의 저택 — 목까지 잠근 블라우스, 올려 묶은 머리, 하이힐. 다이앤은 완벽한 사모님으로 돌아와 있다. 콜이 인사를 하자 눈도 안 마주치고 답한다. "어젯밤은 없던 일이야." 점심 시중을 드는 로사가 접시를 내려놓는 동안, 식탁보 아래에서 그녀의 맨발이 콜의 다리를 타고 올라온다. 콜은 표정 하나 안 바꾸고 물잔을 비운다. VO — '없던 일이라더니.' 밤, 다시 침실로 향하는 두 사람. 그때 콜의 폰이 울린다. 아내의 영상통화다. 그가 침대에 걸터앉아 태연한 얼굴로 받는다. "여보, 잘 지내지?" 화면 속 아내의 얼굴 바로 뒤에서, 장모의 손이 그의 어깨를 타고 셔츠 안으로 미끄러져 들어온다.</w:t>
+              <w:t>(문 하나 사이. 그의 입술은 아직 그녀의 살갗 위에.)</w:t>
+            </w:r>
+          </w:p>
+          <w:p>
+            <w:r>
+              <w:rPr>
+                <w:rFonts w:ascii="Malgun Gothic" w:hAnsi="Malgun Gothic" w:eastAsia="Malgun Gothic"/>
+                <w:sz w:val="20"/>
+              </w:rPr>
+              <w:t>다이앤 — "자요. 물 드시고 들어가요."</w:t>
+            </w:r>
+          </w:p>
+          <w:p>
+            <w:r>
+              <w:rPr>
+                <w:rFonts w:ascii="Malgun Gothic" w:hAnsi="Malgun Gothic" w:eastAsia="Malgun Gothic"/>
+                <w:sz w:val="20"/>
+              </w:rPr>
+              <w:t>(슬리퍼 소리가 멀어진다. 두 사람이 베개에 얼굴을 묻고 소리 죽여 웃는다.)</w:t>
+            </w:r>
+          </w:p>
+          <w:p>
+            <w:r>
+              <w:rPr>
+                <w:rFonts w:ascii="Malgun Gothic" w:hAnsi="Malgun Gothic" w:eastAsia="Malgun Gothic"/>
+                <w:sz w:val="20"/>
+              </w:rPr>
+              <w:t>VO — 또 선다.</w:t>
+            </w:r>
+          </w:p>
+          <w:p>
+            <w:r>
+              <w:rPr>
+                <w:rFonts w:ascii="Malgun Gothic" w:hAnsi="Malgun Gothic" w:eastAsia="Malgun Gothic"/>
+                <w:sz w:val="20"/>
+              </w:rPr>
+              <w:t>(아침. 주방. 목까지 잠근 블라우스, 올려 묶은 머리, 하이힐. 하워드가 신문을 편다.)</w:t>
+            </w:r>
+          </w:p>
+          <w:p>
+            <w:r>
+              <w:rPr>
+                <w:rFonts w:ascii="Malgun Gothic" w:hAnsi="Malgun Gothic" w:eastAsia="Malgun Gothic"/>
+                <w:sz w:val="20"/>
+              </w:rPr>
+              <w:t>콜 — "어머님, 어젯밤에 잘 주무셨어요?"</w:t>
+            </w:r>
+          </w:p>
+          <w:p>
+            <w:r>
+              <w:rPr>
+                <w:rFonts w:ascii="Malgun Gothic" w:hAnsi="Malgun Gothic" w:eastAsia="Malgun Gothic"/>
+                <w:sz w:val="20"/>
+              </w:rPr>
+              <w:t>다이앤 — "어젯밤은 없던 일이야."</w:t>
+            </w:r>
+          </w:p>
+          <w:p>
+            <w:r>
+              <w:rPr>
+                <w:rFonts w:ascii="Malgun Gothic" w:hAnsi="Malgun Gothic" w:eastAsia="Malgun Gothic"/>
+                <w:sz w:val="20"/>
+              </w:rPr>
+              <w:t>(로사가 커피를 놓고 나간다. 하워드가 신문을 넘긴다. 식탁보 아래에서 그녀의 맨발이 콜의 다리를 타고 올라온다.)</w:t>
+            </w:r>
+          </w:p>
+          <w:p>
+            <w:r>
+              <w:rPr>
+                <w:rFonts w:ascii="Malgun Gothic" w:hAnsi="Malgun Gothic" w:eastAsia="Malgun Gothic"/>
+                <w:sz w:val="20"/>
+              </w:rPr>
+              <w:t>VO — 장인 앞에서 발을.</w:t>
+            </w:r>
+          </w:p>
+          <w:p>
+            <w:r>
+              <w:rPr>
+                <w:rFonts w:ascii="Malgun Gothic" w:hAnsi="Malgun Gothic" w:eastAsia="Malgun Gothic"/>
+                <w:sz w:val="20"/>
+              </w:rPr>
+              <w:t>(그날 밤. 주방. 1화와 같은 자리. 냉장고 문이 열려 있고 콜이 그 불빛 앞에 서 있다. 폰이 울린다. 아내의 영상통화.)</w:t>
+            </w:r>
+          </w:p>
+          <w:p>
+            <w:r>
+              <w:rPr>
+                <w:rFonts w:ascii="Malgun Gothic" w:hAnsi="Malgun Gothic" w:eastAsia="Malgun Gothic"/>
+                <w:sz w:val="20"/>
+              </w:rPr>
+              <w:t>콜 — "여보, 잘 지내지?"</w:t>
+            </w:r>
+          </w:p>
+          <w:p>
+            <w:r>
+              <w:rPr>
+                <w:rFonts w:ascii="Malgun Gothic" w:hAnsi="Malgun Gothic" w:eastAsia="Malgun Gothic"/>
+                <w:sz w:val="20"/>
+              </w:rPr>
+              <w:t>다이앤 — (귀에) "끊지 마."</w:t>
+            </w:r>
+          </w:p>
+          <w:p>
+            <w:r>
+              <w:rPr>
+                <w:rFonts w:ascii="Malgun Gothic" w:hAnsi="Malgun Gothic" w:eastAsia="Malgun Gothic"/>
+                <w:sz w:val="20"/>
+              </w:rPr>
+              <w:t>VO — 마누라 얼굴 보면서 등을 내준다.</w:t>
             </w:r>
           </w:p>
           <w:p>

--- a/projects/18_while_my_wifes_away/Vigloo AI Drama Proposal_WHILE MY WIFE'S AWAY.docx
+++ b/projects/18_while_my_wifes_away/Vigloo AI Drama Proposal_WHILE MY WIFE'S AWAY.docx
@@ -1663,7 +1663,7 @@
                 <w:rFonts w:ascii="Malgun Gothic" w:hAnsi="Malgun Gothic" w:eastAsia="Malgun Gothic"/>
                 <w:sz w:val="20"/>
               </w:rPr>
-              <w:t>목까지 잠근 실크 블라우스, 올려 묶은 머리, 붉은 립스틱, 하이힐. 그렇게 다 잠가 놓아도 가슴에서 허리, 엉덩이로 떨어지는 선이 옷 위로 그대로 드러난다 — 가늘고 예쁜 딸과는 아예 종류가 다른, 무르익은 몸이다. 이 여자는 보통 고단수가 아니다. 덤비지도, 시키지도 않는다 — 그냥 안 급하다. 사위가 뜯어내려 하든 재촉하든 자기 속도를 안 바꾸고, 그래서 따라가야 하는 건 늘 그쪽이다. 침대에서 뭘 어떻게 하는지도 그녀가 더 알고, 사위는 그걸 아는 순간부터 못 벗어난다. 지퍼를 올려 달라며 등을 내주고, 문을 반쯤 열어 두고, 젖은 머리로 사위 앞을 지나가고, 립스틱 자국이 남은 잔을 그의 손 닿는 자리에 놓아 둔다. 전부 따질 수 없는 것들이고, 지적하면 이상한 사람이 되는 건 사위 쪽이다. 그가 결국 달려들면 "이러면 안 돼. 넌 내 딸 남편이야"라고 말하고, 손은 치우지 않는다. 그 문장과 그 손 사이가 이 캐릭터의 전부다. 아침이면 아무 일 없었다는 얼굴로 "어젯밤은 없던 일이야"라고 말하고, 그날 밤에 또 문을 열어 둔다. 침대에서는 사위보다 그녀가 다 아는 쪽이라 서두르지 않는다("Slow down. We have all night.").</w:t>
+              <w:t>목까지 잠근 실크 블라우스, 올려 묶은 머리, 붉은 립스틱, 하이힐. 그렇게 다 잠가 놓고 다닌다. 이 여자는 보통 고단수가 아니다. 덤비지도, 시키지도 않는다 — 그냥 안 급하다. 사위가 뜯어내려 하든 재촉하든 자기 속도를 안 바꾸고, 그래서 따라가야 하는 건 늘 그쪽이다. 침대에서 뭘 어떻게 하는지도 그녀가 더 알고, 사위는 그걸 아는 순간부터 못 벗어난다. 지퍼를 올려 달라며 등을 내주고, 문을 반쯤 열어 두고, 젖은 머리로 사위 앞을 지나가고, 립스틱 자국이 남은 잔을 그의 손 닿는 자리에 놓아 둔다. 전부 따질 수 없는 것들이고, 지적하면 이상한 사람이 되는 건 사위 쪽이다. 그가 결국 달려들면 "이러면 안 돼. 넌 내 딸 남편이야"라고 말하고, 손은 치우지 않는다. 그 문장과 그 손 사이가 이 캐릭터의 전부다. 아침이면 아무 일 없었다는 얼굴로 "어젯밤은 없던 일이야"라고 말하고, 그날 밤에 또 문을 열어 둔다. 침대에서는 사위보다 그녀가 다 아는 쪽이라 서두르지 않는다("Slow down. We have all night.").</w:t>
             </w:r>
           </w:p>
         </w:tc>
@@ -1947,7 +1947,7 @@
                 <w:rFonts w:ascii="Malgun Gothic" w:hAnsi="Malgun Gothic" w:eastAsia="Malgun Gothic"/>
                 <w:sz w:val="20"/>
               </w:rPr>
-              <w:t>가늘고 예쁜 슬렌더 미인이다. 빌런이 아니다 — 차갑고 일에 매인 사람일 뿐 남편에게도 엄마에게도 나쁘게 굴지 않는다. 이 집에서 벌어지는 일을 끝까지 알아내지 못한다. 귀국한 뒤로 집 안 공기가 달라진 걸 느끼지만 캐지도, 덫을 놓지도, 추궁하지도 않는다 — 입 밖에 내는 순간 자기가 이상한 사람이 되니까. 이름 붙이지 못한 그 느낌을 안고 해외 발령을 받아 떠나고, 떠나는 날 처음과 똑같은 말을 남긴다. 시청자만 아는 그 어긋남이 이 작품에서 제일 오래 남는 뒷맛이다.</w:t>
+              <w:t>빌런이 아니다 — 차갑고 일에 매인 사람일 뿐 남편에게도 엄마에게도 나쁘게 굴지 않는다. 이 집에서 벌어지는 일을 끝까지 알아내지 못한다. 귀국한 뒤로 집 안 공기가 달라진 걸 느끼지만 캐지도, 덫을 놓지도, 추궁하지도 않는다 — 입 밖에 내는 순간 자기가 이상한 사람이 되니까. 이름 붙이지 못한 그 느낌을 안고 해외 발령을 받아 떠나고, 떠나는 날 처음과 똑같은 말을 남긴다. 시청자만 아는 그 어긋남이 이 작품에서 제일 오래 남는 뒷맛이다.</w:t>
             </w:r>
           </w:p>
         </w:tc>
